--- a/output/cover_letters/CoverLetter_PwC_AI_Engineer.docx
+++ b/output/cover_letters/CoverLetter_PwC_AI_Engineer.docx
@@ -48,7 +48,7 @@
           <w:color w:val="000000"/>
           <w:sz w:val="22"/>
         </w:rPr>
-        <w:t>Re: AI Engineer, Des Moines, Polk County</w:t>
+        <w:t>Re: AI Engineer, Strathmoor Manor, Jefferson County</w:t>
       </w:r>
     </w:p>
     <w:p/>
@@ -73,7 +73,7 @@
           <w:color w:val="000000"/>
           <w:sz w:val="22"/>
         </w:rPr>
-        <w:t>I am excited to apply for the AI Engineer (Senior Associate) role at PwC, where the opportunity to build and deploy AI and ML solutions at scale aligns directly with my experience designing production-grade systems across retrieval-augmented generation, computer vision, and agentic workflows. With over four years of hands-on work delivering ML systems end-to-end, I am confident in my ability to contribute meaningfully to PwC's Internal Firm Services practice from day one.</w:t>
+        <w:t>I am excited to apply for the AI Engineer role at PwC, where I can contribute to building and deploying AI and ML-based solutions at scale within your Internal Firm Services practice. With 4+ years of hands-on experience delivering production ML systems — including RAG pipelines, computer-vision applications, and agentic workflows — I bring both the technical depth and the end-to-end engineering mindset needed to transform raw data into actionable business insights.</w:t>
       </w:r>
     </w:p>
     <w:p>
@@ -85,7 +85,7 @@
           <w:color w:val="000000"/>
           <w:sz w:val="22"/>
         </w:rPr>
-        <w:t>In my role as a Generative AI Engineer Intern at G5 Infotech, I benchmarked multiple RAG chunking strategies using LangChain and Hugging Face, optimizing precision, recall, and MRR across retrieval pipelines, ultimately achieving a ~30% reduction in retrieval latency and a ~22% improvement in average response time through targeted Pinecone vector-DB tuning. This experience gave me direct exposure to the full LLMOps lifecycle, from pipeline design and evaluation to production deployment. My broader GenAI skillset spans LangGraph, LlamaIndex, prompt engineering, and frameworks such as RAGAS and DeepEval for rigorous evaluation, all of which are critical for building trustworthy AI systems at enterprise scale.</w:t>
+        <w:t>In my most recent role as a Generative AI Engineer Intern at G5 Infotech, I benchmarked multiple RAG chunking strategies using LangChain and Hugging Face, evaluating retrieval precision, recall, and MRR to achieve a ~30% reduction in production latency and a ~22% improvement in average response time through targeted vector-database tuning. This experience gave me direct exposure to the full LLMOps lifecycle — from pipeline design and prompt engineering through evaluation using frameworks like RAGAS and DeepEval — which maps directly to PwC's goal of building scalable, reliable AI platforms.</w:t>
       </w:r>
     </w:p>
     <w:p>
@@ -97,7 +97,7 @@
           <w:color w:val="000000"/>
           <w:sz w:val="22"/>
         </w:rPr>
-        <w:t>As a Graduate Research Assistant at Stevens Institute of Technology, I developed a real-time computer vision application for smart glasses using Kotlin and OpenCV, and applied statistical analysis in R to evaluate system performance across 25 participants, achieving a 68% efficiency gain. This work culminated in a first-author peer-reviewed publication at ACM SIGACCESS ASSETS 2025, demonstrating my ability to translate complex AI research into measurable, user-centered outcomes. Additionally, at CircleZapp, I built and A/B-tested collaborative filtering models against live behavioral data, lifting click-through rates by 12% and directly informing product decisions across 10,000+ active user accounts.</w:t>
+        <w:t>As a Graduate Research Assistant at Stevens Institute of Technology, I designed and deployed a real-time computer-vision system on Vuzix M400 smart glasses using Kotlin, OpenCV 4.9, and on-device ML inference, then rigorously evaluated its performance with a custom IoU-based spatial accuracy algorithm and Likert-scale usability analysis in R, achieving a 68% efficiency gain across 25 participants. This work resulted in a first-author peer-reviewed publication at ACM SIGACCESS ASSETS 2025, reflecting my ability to combine rigorous scientific methodology with practical software engineering. At CircleZapp, I further demonstrated my capacity to deliver algorithmic solutions at scale by A/B-testing collaborative filtering models against live behavioral data, lifting click-through rate by 12%, and optimizing a graph-matching system serving 10,000+ active users — experience that directly informs data-driven product development.</w:t>
       </w:r>
     </w:p>
     <w:p>
@@ -109,7 +109,7 @@
           <w:color w:val="000000"/>
           <w:sz w:val="22"/>
         </w:rPr>
-        <w:t>I am drawn to PwC's commitment to applying AI to solve real business challenges at scale, and I believe my combination of production ML engineering, GenAI tooling expertise, and research rigor makes me a strong fit for this team. I would welcome the opportunity to discuss how my background can contribute to PwC's AI engineering goals.</w:t>
+        <w:t>I am drawn to PwC because of the opportunity to apply AI and ML at enterprise scale, mentoring teams while solving complex, ambiguous problems with measurable business impact. My background spanning generative AI, classical ML, cloud infrastructure (AWS, Docker, Kubernetes), and rigorous evaluation methodologies positions me to contribute immediately and grow into greater responsibility within your practice. I would welcome the opportunity to discuss how my experience aligns with PwC's AI engineering goals.</w:t>
       </w:r>
     </w:p>
     <w:p/>

--- a/output/cover_letters/CoverLetter_PwC_AI_Engineer.docx
+++ b/output/cover_letters/CoverLetter_PwC_AI_Engineer.docx
@@ -48,7 +48,7 @@
           <w:color w:val="000000"/>
           <w:sz w:val="22"/>
         </w:rPr>
-        <w:t>Re: AI Engineer, Strathmoor Manor, Jefferson County</w:t>
+        <w:t>Re: AI Engineer, Five Points, Wake County</w:t>
       </w:r>
     </w:p>
     <w:p/>
@@ -73,7 +73,7 @@
           <w:color w:val="000000"/>
           <w:sz w:val="22"/>
         </w:rPr>
-        <w:t>I am excited to apply for the AI Engineer role at PwC, where I can contribute to building and deploying AI and ML-based solutions at scale within your Internal Firm Services practice. With 4+ years of hands-on experience delivering production ML systems — including RAG pipelines, computer-vision applications, and agentic workflows — I bring both the technical depth and the end-to-end engineering mindset needed to transform raw data into actionable business insights.</w:t>
+        <w:t>I am excited to apply for the AI Engineer role at PwC, where I can contribute to building and deploying AI and machine learning solutions at scale within the Internal Firm Services practice. With over four years of hands-on experience delivering production ML systems, including RAG pipelines, computer-vision applications, and agentic workflows, I am well positioned to help PwC transform complex data into actionable insights that drive business growth.</w:t>
       </w:r>
     </w:p>
     <w:p>
@@ -85,7 +85,7 @@
           <w:color w:val="000000"/>
           <w:sz w:val="22"/>
         </w:rPr>
-        <w:t>In my most recent role as a Generative AI Engineer Intern at G5 Infotech, I benchmarked multiple RAG chunking strategies using LangChain and Hugging Face, evaluating retrieval precision, recall, and MRR to achieve a ~30% reduction in production latency and a ~22% improvement in average response time through targeted vector-database tuning. This experience gave me direct exposure to the full LLMOps lifecycle — from pipeline design and prompt engineering through evaluation using frameworks like RAGAS and DeepEval — which maps directly to PwC's goal of building scalable, reliable AI platforms.</w:t>
+        <w:t>In my role as a Generative AI Engineer Intern at G5 Infotech, I benchmarked multiple RAG chunking strategies using LangChain and Hugging Face, evaluating precision, recall, and MRR metrics to achieve a ~30% reduction in retrieval latency in production. I also tuned Pinecone vector-database configurations and context-window management to deliver ~22% faster average response times, demonstrating my ability to optimize end-to-end LLM pipelines for scalable, enterprise-grade deployment. These experiences align directly with PwC's focus on building AI platforms that operate reliably at scale.</w:t>
       </w:r>
     </w:p>
     <w:p>
@@ -97,7 +97,7 @@
           <w:color w:val="000000"/>
           <w:sz w:val="22"/>
         </w:rPr>
-        <w:t>As a Graduate Research Assistant at Stevens Institute of Technology, I designed and deployed a real-time computer-vision system on Vuzix M400 smart glasses using Kotlin, OpenCV 4.9, and on-device ML inference, then rigorously evaluated its performance with a custom IoU-based spatial accuracy algorithm and Likert-scale usability analysis in R, achieving a 68% efficiency gain across 25 participants. This work resulted in a first-author peer-reviewed publication at ACM SIGACCESS ASSETS 2025, reflecting my ability to combine rigorous scientific methodology with practical software engineering. At CircleZapp, I further demonstrated my capacity to deliver algorithmic solutions at scale by A/B-testing collaborative filtering models against live behavioral data, lifting click-through rate by 12%, and optimizing a graph-matching system serving 10,000+ active users — experience that directly informs data-driven product development.</w:t>
+        <w:t>As a Graduate Research Assistant at Stevens Institute of Technology, I designed and deployed a real-time multi-modal AI application using Kotlin, OpenCV, and the Camera2 API, and conducted rigorous quantitative evaluation across 25 participants that demonstrated a 68% efficiency gain. This work culminated in a first-author peer-reviewed publication at ACM SIGACCESS ASSETS 2025, reflecting my commitment to research-backed, production-quality AI engineering. Additionally, at CircleZapp, I prototyped and A/B-tested collaborative filtering models against live behavioral data, lifting click-through rates by 12% and directly informing product releases — illustrating my ability to translate algorithmic work into measurable business impact.</w:t>
       </w:r>
     </w:p>
     <w:p>
@@ -109,7 +109,7 @@
           <w:color w:val="000000"/>
           <w:sz w:val="22"/>
         </w:rPr>
-        <w:t>I am drawn to PwC because of the opportunity to apply AI and ML at enterprise scale, mentoring teams while solving complex, ambiguous problems with measurable business impact. My background spanning generative AI, classical ML, cloud infrastructure (AWS, Docker, Kubernetes), and rigorous evaluation methodologies positions me to contribute immediately and grow into greater responsibility within your practice. I would welcome the opportunity to discuss how my experience aligns with PwC's AI engineering goals.</w:t>
+        <w:t>I am drawn to PwC because of its scale, its emphasis on responsible AI, and its focus on delivering AI solutions that create real business value for clients. I am confident that my background in generative AI, retrieval-augmented generation, and applied machine learning, combined with my experience working in cross-functional teams and communicating technical findings to diverse stakeholders, makes me a strong fit for this Senior Associate role. I would welcome the opportunity to discuss how my experience can contribute to PwC's AI engineering mission.</w:t>
       </w:r>
     </w:p>
     <w:p/>

--- a/output/cover_letters/CoverLetter_PwC_AI_Engineer.docx
+++ b/output/cover_letters/CoverLetter_PwC_AI_Engineer.docx
@@ -48,7 +48,7 @@
           <w:color w:val="000000"/>
           <w:sz w:val="22"/>
         </w:rPr>
-        <w:t>Re: AI Engineer, Five Points, Wake County</w:t>
+        <w:t>Re: AI Engineer, Toledo, Lucas County</w:t>
       </w:r>
     </w:p>
     <w:p/>
@@ -73,7 +73,7 @@
           <w:color w:val="000000"/>
           <w:sz w:val="22"/>
         </w:rPr>
-        <w:t>I am excited to apply for the AI Engineer role at PwC, where I can contribute to building and deploying AI and machine learning solutions at scale within the Internal Firm Services practice. With over four years of hands-on experience delivering production ML systems, including RAG pipelines, computer-vision applications, and agentic workflows, I am well positioned to help PwC transform complex data into actionable insights that drive business growth.</w:t>
+        <w:t>I am excited to apply for the AI Engineer role at PwC, where I can contribute to building and deploying AI and machine learning solutions at scale within the Internal Firm Services practice. With over four years of hands-on experience designing production ML systems—including RAG pipelines, computer-vision applications, and agentic workflows—I am well-positioned to help PwC transform complex data into actionable business insights.</w:t>
       </w:r>
     </w:p>
     <w:p>
@@ -85,7 +85,7 @@
           <w:color w:val="000000"/>
           <w:sz w:val="22"/>
         </w:rPr>
-        <w:t>In my role as a Generative AI Engineer Intern at G5 Infotech, I benchmarked multiple RAG chunking strategies using LangChain and Hugging Face, evaluating precision, recall, and MRR metrics to achieve a ~30% reduction in retrieval latency in production. I also tuned Pinecone vector-database configurations and context-window management to deliver ~22% faster average response times, demonstrating my ability to optimize end-to-end LLM pipelines for scalable, enterprise-grade deployment. These experiences align directly with PwC's focus on building AI platforms that operate reliably at scale.</w:t>
+        <w:t>In my role as a Generative AI Engineer Intern at G5 Infotech, I benchmarked multiple RAG chunking strategies using LangChain and Hugging Face, achieving a ~30% reduction in retrieval latency and a ~22% improvement in average response time through targeted vector-database and context-window tuning. This end-to-end pipeline work—spanning data ingestion, retrieval optimization, and evaluation using frameworks like RAGAS—directly mirrors the kind of scalable AI platform engineering PwC is seeking. My experience with AWS cloud services, Docker, Kubernetes, and FastAPI further ensures I can contribute to robust, production-grade deployments.</w:t>
       </w:r>
     </w:p>
     <w:p>
@@ -97,7 +97,7 @@
           <w:color w:val="000000"/>
           <w:sz w:val="22"/>
         </w:rPr>
-        <w:t>As a Graduate Research Assistant at Stevens Institute of Technology, I designed and deployed a real-time multi-modal AI application using Kotlin, OpenCV, and the Camera2 API, and conducted rigorous quantitative evaluation across 25 participants that demonstrated a 68% efficiency gain. This work culminated in a first-author peer-reviewed publication at ACM SIGACCESS ASSETS 2025, reflecting my commitment to research-backed, production-quality AI engineering. Additionally, at CircleZapp, I prototyped and A/B-tested collaborative filtering models against live behavioral data, lifting click-through rates by 12% and directly informing product releases — illustrating my ability to translate algorithmic work into measurable business impact.</w:t>
+        <w:t>As a Graduate Research Assistant at Stevens Institute of Technology, I applied multi-modal AI techniques—combining OpenCV, Kotlin, and on-device inference—to build a real-time assistive technology application evaluated across 25 participants, achieving a 68% efficiency gain. This work culminated in a first-author peer-reviewed publication at ACM SIGACCESS ASSETS 2025, reflecting my ability to drive rigorous, evidence-based AI development. Additionally, at CircleZapp I prototyped and A/B-tested collaborative filtering algorithms against live behavioral data, lifting click-through rate by 12% and directly informing product decisions—demonstrating my capacity to translate ML analysis into measurable business outcomes.</w:t>
       </w:r>
     </w:p>
     <w:p>
@@ -109,7 +109,7 @@
           <w:color w:val="000000"/>
           <w:sz w:val="22"/>
         </w:rPr>
-        <w:t>I am drawn to PwC because of its scale, its emphasis on responsible AI, and its focus on delivering AI solutions that create real business value for clients. I am confident that my background in generative AI, retrieval-augmented generation, and applied machine learning, combined with my experience working in cross-functional teams and communicating technical findings to diverse stakeholders, makes me a strong fit for this Senior Associate role. I would welcome the opportunity to discuss how my experience can contribute to PwC's AI engineering mission.</w:t>
+        <w:t>I am drawn to PwC's mission of leveraging AI to drive firm-wide growth and informed decision-making, and I am eager to bring my skills in Python, LangChain, PyTorch, and cloud infrastructure to a team operating at that scale. I would welcome the opportunity to discuss how my background aligns with PwC's AI engineering goals.</w:t>
       </w:r>
     </w:p>
     <w:p/>
